--- a/Group_7_Summary_Report.docx
+++ b/Group_7_Summary_Report.docx
@@ -199,24 +199,56 @@
         </w:rPr>
         <w:t xml:space="preserve">Om Singh, </w:t>
       </w:r>
-    </w:p>
-    <w:p>
-      <w:pPr>
-        <w:spacing w:line="240" w:lineRule="auto"/>
-        <w:jc w:val="center"/>
+      <w:r>
         <w:rPr>
           <w:rFonts w:ascii="Times New Roman" w:hAnsi="Times New Roman" w:cs="Times New Roman"/>
           <w:sz w:val="32"/>
           <w:szCs w:val="32"/>
         </w:rPr>
-      </w:pPr>
-      <w:r>
+        <w:t>751006630</w:t>
+      </w:r>
+    </w:p>
+    <w:p>
+      <w:pPr>
+        <w:spacing w:line="240" w:lineRule="auto"/>
+        <w:jc w:val="center"/>
         <w:rPr>
           <w:rFonts w:ascii="Times New Roman" w:hAnsi="Times New Roman" w:cs="Times New Roman"/>
           <w:sz w:val="32"/>
           <w:szCs w:val="32"/>
         </w:rPr>
-        <w:t>Mohammad Ahmad,</w:t>
+      </w:pPr>
+      <w:r>
+        <w:rPr>
+          <w:rFonts w:ascii="Times New Roman" w:hAnsi="Times New Roman" w:cs="Times New Roman"/>
+          <w:sz w:val="32"/>
+          <w:szCs w:val="32"/>
+        </w:rPr>
+        <w:t>Adil Nurmagambetov</w:t>
+      </w:r>
+      <w:r>
+        <w:rPr>
+          <w:rFonts w:ascii="Times New Roman" w:hAnsi="Times New Roman" w:cs="Times New Roman"/>
+          <w:sz w:val="32"/>
+          <w:szCs w:val="32"/>
+        </w:rPr>
+        <w:t>,</w:t>
+      </w:r>
+      <w:r>
+        <w:rPr>
+          <w:rFonts w:ascii="Times New Roman" w:hAnsi="Times New Roman" w:cs="Times New Roman"/>
+          <w:sz w:val="32"/>
+          <w:szCs w:val="32"/>
+        </w:rPr>
+        <w:t xml:space="preserve"> </w:t>
+      </w:r>
+      <w:r>
+        <w:rPr>
+          <w:rFonts w:ascii="Times New Roman" w:hAnsi="Times New Roman" w:cs="Times New Roman"/>
+          <w:sz w:val="32"/>
+          <w:szCs w:val="32"/>
+        </w:rPr>
+        <w:t>415002457</w:t>
       </w:r>
     </w:p>
     <w:p>
@@ -936,16 +968,8 @@
         <w:rPr>
           <w:rFonts w:ascii="Times New Roman" w:hAnsi="Times New Roman" w:cs="Times New Roman"/>
         </w:rPr>
-        <w:t xml:space="preserve"> </w:t>
-      </w:r>
-      <w:proofErr w:type="spellStart"/>
-      <w:r>
-        <w:rPr>
-          <w:rFonts w:ascii="Times New Roman" w:hAnsi="Times New Roman" w:cs="Times New Roman"/>
-        </w:rPr>
-        <w:t>Github</w:t>
-      </w:r>
-      <w:proofErr w:type="spellEnd"/>
+        <w:t xml:space="preserve"> Github</w:t>
+      </w:r>
     </w:p>
     <w:p>
       <w:pPr>
@@ -3366,6 +3390,7 @@
   <w:style w:type="character" w:default="1" w:styleId="DefaultParagraphFont">
     <w:name w:val="Default Paragraph Font"/>
     <w:uiPriority w:val="1"/>
+    <w:semiHidden/>
     <w:unhideWhenUsed/>
   </w:style>
   <w:style w:type="table" w:default="1" w:styleId="TableNormal">
@@ -3998,21 +4023,6 @@
 </file>
 
 <file path=customXml/item1.xml><?xml version="1.0" encoding="utf-8"?>
-<p:properties xmlns:p="http://schemas.microsoft.com/office/2006/metadata/properties" xmlns:xsi="http://www.w3.org/2001/XMLSchema-instance" xmlns:pc="http://schemas.microsoft.com/office/infopath/2007/PartnerControls">
-  <documentManagement/>
-</p:properties>
-</file>
-
-<file path=customXml/item2.xml><?xml version="1.0" encoding="utf-8"?>
-<?mso-contentType ?>
-<FormTemplates xmlns="http://schemas.microsoft.com/sharepoint/v3/contenttype/forms">
-  <Display>DocumentLibraryForm</Display>
-  <Edit>DocumentLibraryForm</Edit>
-  <New>DocumentLibraryForm</New>
-</FormTemplates>
-</file>
-
-<file path=customXml/item3.xml><?xml version="1.0" encoding="utf-8"?>
 <ct:contentTypeSchema xmlns:ct="http://schemas.microsoft.com/office/2006/metadata/contentType" xmlns:ma="http://schemas.microsoft.com/office/2006/metadata/properties/metaAttributes" ct:_="" ma:_="" ma:contentTypeName="Document" ma:contentTypeID="0x010100CEA667BCB2091949A790013233EFFB9E" ma:contentTypeVersion="5" ma:contentTypeDescription="Create a new document." ma:contentTypeScope="" ma:versionID="b10014951b1b7b8f892d90034235687c">
   <xsd:schema xmlns:xsd="http://www.w3.org/2001/XMLSchema" xmlns:xs="http://www.w3.org/2001/XMLSchema" xmlns:p="http://schemas.microsoft.com/office/2006/metadata/properties" xmlns:ns3="890ed81d-2385-456c-8660-dd8338b968d5" targetNamespace="http://schemas.microsoft.com/office/2006/metadata/properties" ma:root="true" ma:fieldsID="08573769aa80247cb252a128bc472e6d" ns3:_="">
     <xsd:import namespace="890ed81d-2385-456c-8660-dd8338b968d5"/>
@@ -4162,24 +4172,22 @@
 </ct:contentTypeSchema>
 </file>
 
-<file path=customXml/itemProps1.xml><?xml version="1.0" encoding="utf-8"?>
-<ds:datastoreItem xmlns:ds="http://schemas.openxmlformats.org/officeDocument/2006/customXml" ds:itemID="{2D704CDF-6F91-45A0-BA41-E9532474EF33}">
-  <ds:schemaRefs>
-    <ds:schemaRef ds:uri="http://schemas.microsoft.com/office/2006/metadata/properties"/>
-    <ds:schemaRef ds:uri="http://schemas.microsoft.com/office/infopath/2007/PartnerControls"/>
-  </ds:schemaRefs>
-</ds:datastoreItem>
+<file path=customXml/item2.xml><?xml version="1.0" encoding="utf-8"?>
+<?mso-contentType ?>
+<FormTemplates xmlns="http://schemas.microsoft.com/sharepoint/v3/contenttype/forms">
+  <Display>DocumentLibraryForm</Display>
+  <Edit>DocumentLibraryForm</Edit>
+  <New>DocumentLibraryForm</New>
+</FormTemplates>
 </file>
 
-<file path=customXml/itemProps2.xml><?xml version="1.0" encoding="utf-8"?>
-<ds:datastoreItem xmlns:ds="http://schemas.openxmlformats.org/officeDocument/2006/customXml" ds:itemID="{BB1C9E34-CF75-448C-8A17-B053F6170AF4}">
-  <ds:schemaRefs>
-    <ds:schemaRef ds:uri="http://schemas.microsoft.com/sharepoint/v3/contenttype/forms"/>
-  </ds:schemaRefs>
-</ds:datastoreItem>
+<file path=customXml/item3.xml><?xml version="1.0" encoding="utf-8"?>
+<p:properties xmlns:p="http://schemas.microsoft.com/office/2006/metadata/properties" xmlns:xsi="http://www.w3.org/2001/XMLSchema-instance" xmlns:pc="http://schemas.microsoft.com/office/infopath/2007/PartnerControls">
+  <documentManagement/>
+</p:properties>
 </file>
 
-<file path=customXml/itemProps3.xml><?xml version="1.0" encoding="utf-8"?>
+<file path=customXml/itemProps1.xml><?xml version="1.0" encoding="utf-8"?>
 <ds:datastoreItem xmlns:ds="http://schemas.openxmlformats.org/officeDocument/2006/customXml" ds:itemID="{C0768236-52DB-4CE2-A653-64538D9DEF0A}">
   <ds:schemaRefs>
     <ds:schemaRef ds:uri="http://schemas.microsoft.com/office/2006/metadata/contentType"/>
@@ -4195,4 +4203,21 @@
     <ds:schemaRef ds:uri="http://schemas.microsoft.com/internal/obd"/>
   </ds:schemaRefs>
 </ds:datastoreItem>
+</file>
+
+<file path=customXml/itemProps2.xml><?xml version="1.0" encoding="utf-8"?>
+<ds:datastoreItem xmlns:ds="http://schemas.openxmlformats.org/officeDocument/2006/customXml" ds:itemID="{BB1C9E34-CF75-448C-8A17-B053F6170AF4}">
+  <ds:schemaRefs>
+    <ds:schemaRef ds:uri="http://schemas.microsoft.com/sharepoint/v3/contenttype/forms"/>
+  </ds:schemaRefs>
+</ds:datastoreItem>
+</file>
+
+<file path=customXml/itemProps3.xml><?xml version="1.0" encoding="utf-8"?>
+<ds:datastoreItem xmlns:ds="http://schemas.openxmlformats.org/officeDocument/2006/customXml" ds:itemID="{2D704CDF-6F91-45A0-BA41-E9532474EF33}">
+  <ds:schemaRefs>
+    <ds:schemaRef ds:uri="http://schemas.microsoft.com/office/2006/metadata/properties"/>
+    <ds:schemaRef ds:uri="http://schemas.microsoft.com/office/infopath/2007/PartnerControls"/>
+  </ds:schemaRefs>
+</ds:datastoreItem>
 </file>